--- a/vignettes/Combinatorics.docx
+++ b/vignettes/Combinatorics.docx
@@ -5353,16 +5353,16 @@
               <mc:AlternateContent>
                 <mc:Choice Requires="wpg">
                   <w:drawing>
-                    <wp:anchor distT="0" distB="0" distL="114300" distR="114300" simplePos="0" relativeHeight="251655168" behindDoc="0" locked="0" layoutInCell="1" allowOverlap="1" wp14:anchorId="2BAE09BD" wp14:editId="4FE82253">
+                    <wp:anchor distT="0" distB="0" distL="114300" distR="114300" simplePos="0" relativeHeight="251655168" behindDoc="0" locked="0" layoutInCell="1" allowOverlap="1" wp14:anchorId="2BAE09BD" wp14:editId="186ABF21">
                       <wp:simplePos x="0" y="0"/>
                       <wp:positionH relativeFrom="column">
-                        <wp:posOffset>957</wp:posOffset>
+                        <wp:posOffset>-79374</wp:posOffset>
                       </wp:positionH>
                       <wp:positionV relativeFrom="paragraph">
-                        <wp:posOffset>314723</wp:posOffset>
+                        <wp:posOffset>316865</wp:posOffset>
                       </wp:positionV>
-                      <wp:extent cx="4838065" cy="1505784"/>
-                      <wp:effectExtent l="0" t="0" r="19685" b="18415"/>
+                      <wp:extent cx="4794250" cy="1505784"/>
+                      <wp:effectExtent l="0" t="0" r="25400" b="18415"/>
                       <wp:wrapNone/>
                       <wp:docPr id="58717" name="Gruppieren 58717"/>
                       <wp:cNvGraphicFramePr/>
@@ -5373,7 +5373,7 @@
                             <wpg:grpSpPr>
                               <a:xfrm>
                                 <a:off x="0" y="0"/>
-                                <a:ext cx="4838065" cy="1505784"/>
+                                <a:ext cx="4794250" cy="1505784"/>
                                 <a:chOff x="0" y="0"/>
                                 <a:chExt cx="4838618" cy="1260475"/>
                               </a:xfrm>
@@ -5501,6 +5501,9 @@
                           </wpg:wgp>
                         </a:graphicData>
                       </a:graphic>
+                      <wp14:sizeRelH relativeFrom="margin">
+                        <wp14:pctWidth>0</wp14:pctWidth>
+                      </wp14:sizeRelH>
                       <wp14:sizeRelV relativeFrom="margin">
                         <wp14:pctHeight>0</wp14:pctHeight>
                       </wp14:sizeRelV>
@@ -5509,7 +5512,7 @@
                 </mc:Choice>
                 <mc:Fallback>
                   <w:pict>
-                    <v:group w14:anchorId="35EE4A3D" id="Gruppieren 58717" o:spid="_x0000_s1026" style="position:absolute;margin-left:.1pt;margin-top:24.8pt;width:380.95pt;height:118.55pt;z-index:251655168;mso-height-relative:margin" coordsize="48386,12604" o:gfxdata="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">
+                    <v:group w14:anchorId="2FCD33B1" id="Gruppieren 58717" o:spid="_x0000_s1026" style="position:absolute;margin-left:-6.25pt;margin-top:24.95pt;width:377.5pt;height:118.55pt;z-index:251655168;mso-width-relative:margin;mso-height-relative:margin" coordsize="48386,12604" o:gfxdata="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">
                       <v:line id="Gerade Verbindung 58718" o:spid="_x0000_s1027" style="position:absolute;visibility:visible;mso-wrap-style:square" from="0,12596" to="22965,12596" o:connectortype="straight" o:gfxdata="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" strokecolor="#c4bd97" strokeweight=".25pt"/>
                       <v:line id="Gerade Verbindung 58719" o:spid="_x0000_s1028" style="position:absolute;visibility:visible;mso-wrap-style:square" from="25421,0" to="48386,0" o:connectortype="straight" o:gfxdata="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" strokecolor="#c4bd97" strokeweight=".25pt"/>
                       <v:line id="Gerade Verbindung 58720" o:spid="_x0000_s1029" style="position:absolute;flip:y;visibility:visible;mso-wrap-style:square" from="22954,0" to="25418,12604" o:connectortype="straight" o:gfxdata="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" strokecolor="#c4bd97" strokeweight=".25pt"/>
@@ -6345,10 +6348,10 @@
             <v:path o:extrusionok="f" gradientshapeok="t" o:connecttype="rect"/>
             <o:lock v:ext="edit" aspectratio="t"/>
           </v:shapetype>
-          <v:shape id="_x0000_i1025" type="#_x0000_t75" style="width:155.5pt;height:29.5pt" o:ole="">
+          <v:shape id="_x0000_i1025" type="#_x0000_t75" style="width:155.25pt;height:29.25pt" o:ole="">
             <v:imagedata r:id="rId8" o:title=""/>
           </v:shape>
-          <o:OLEObject Type="Embed" ProgID="Equation.3" ShapeID="_x0000_i1025" DrawAspect="Content" ObjectID="_1843795299" r:id="rId9"/>
+          <o:OLEObject Type="Embed" ProgID="Equation.3" ShapeID="_x0000_i1025" DrawAspect="Content" ObjectID="_1852612752" r:id="rId9"/>
         </w:object>
       </w:r>
     </w:p>
@@ -7186,6 +7189,183 @@
           <w:lang w:val="en-GB"/>
         </w:rPr>
       </w:pPr>
+      <w:r>
+        <w:rPr>
+          <w:noProof/>
+        </w:rPr>
+        <mc:AlternateContent>
+          <mc:Choice Requires="wpg">
+            <w:drawing>
+              <wp:anchor distT="0" distB="0" distL="114300" distR="114300" simplePos="0" relativeHeight="251657216" behindDoc="0" locked="0" layoutInCell="1" allowOverlap="1" wp14:anchorId="2F239F87" wp14:editId="4573073F">
+                <wp:simplePos x="0" y="0"/>
+                <wp:positionH relativeFrom="column">
+                  <wp:posOffset>-19685</wp:posOffset>
+                </wp:positionH>
+                <wp:positionV relativeFrom="paragraph">
+                  <wp:posOffset>579120</wp:posOffset>
+                </wp:positionV>
+                <wp:extent cx="4155440" cy="829310"/>
+                <wp:effectExtent l="0" t="0" r="35560" b="27940"/>
+                <wp:wrapNone/>
+                <wp:docPr id="1" name="Gruppieren 1"/>
+                <wp:cNvGraphicFramePr/>
+                <a:graphic xmlns:a="http://schemas.openxmlformats.org/drawingml/2006/main">
+                  <a:graphicData uri="http://schemas.microsoft.com/office/word/2010/wordprocessingGroup">
+                    <wpg:wgp>
+                      <wpg:cNvGrpSpPr/>
+                      <wpg:grpSpPr>
+                        <a:xfrm>
+                          <a:off x="0" y="0"/>
+                          <a:ext cx="4155440" cy="829310"/>
+                          <a:chOff x="0" y="0"/>
+                          <a:chExt cx="4838618" cy="1260475"/>
+                        </a:xfrm>
+                      </wpg:grpSpPr>
+                      <wps:wsp>
+                        <wps:cNvPr id="2" name="Gerade Verbindung 58718"/>
+                        <wps:cNvCnPr/>
+                        <wps:spPr>
+                          <a:xfrm>
+                            <a:off x="0" y="1259672"/>
+                            <a:ext cx="2296510" cy="0"/>
+                          </a:xfrm>
+                          <a:prstGeom prst="line">
+                            <a:avLst/>
+                          </a:prstGeom>
+                          <a:noFill/>
+                          <a:ln w="3175" cap="flat" cmpd="sng" algn="ctr">
+                            <a:solidFill>
+                              <a:srgbClr val="EEECE1">
+                                <a:lumMod val="75000"/>
+                              </a:srgbClr>
+                            </a:solidFill>
+                            <a:prstDash val="solid"/>
+                          </a:ln>
+                          <a:effectLst/>
+                        </wps:spPr>
+                        <wps:bodyPr/>
+                      </wps:wsp>
+                      <wps:wsp>
+                        <wps:cNvPr id="3" name="Gerade Verbindung 58719"/>
+                        <wps:cNvCnPr/>
+                        <wps:spPr>
+                          <a:xfrm>
+                            <a:off x="2542108" y="0"/>
+                            <a:ext cx="2296510" cy="0"/>
+                          </a:xfrm>
+                          <a:prstGeom prst="line">
+                            <a:avLst/>
+                          </a:prstGeom>
+                          <a:noFill/>
+                          <a:ln w="3175" cap="flat" cmpd="sng" algn="ctr">
+                            <a:solidFill>
+                              <a:srgbClr val="EEECE1">
+                                <a:lumMod val="75000"/>
+                              </a:srgbClr>
+                            </a:solidFill>
+                            <a:prstDash val="solid"/>
+                          </a:ln>
+                          <a:effectLst/>
+                        </wps:spPr>
+                        <wps:bodyPr/>
+                      </wps:wsp>
+                      <wps:wsp>
+                        <wps:cNvPr id="4" name="Gerade Verbindung 58720"/>
+                        <wps:cNvCnPr/>
+                        <wps:spPr>
+                          <a:xfrm flipV="1">
+                            <a:off x="2295486" y="0"/>
+                            <a:ext cx="246380" cy="1260475"/>
+                          </a:xfrm>
+                          <a:prstGeom prst="line">
+                            <a:avLst/>
+                          </a:prstGeom>
+                          <a:noFill/>
+                          <a:ln w="3175" cap="flat" cmpd="sng" algn="ctr">
+                            <a:solidFill>
+                              <a:srgbClr val="EEECE1">
+                                <a:lumMod val="75000"/>
+                              </a:srgbClr>
+                            </a:solidFill>
+                            <a:prstDash val="solid"/>
+                          </a:ln>
+                          <a:effectLst/>
+                        </wps:spPr>
+                        <wps:bodyPr/>
+                      </wps:wsp>
+                      <wps:wsp>
+                        <wps:cNvPr id="5" name="Gerade Verbindung 58721"/>
+                        <wps:cNvCnPr/>
+                        <wps:spPr>
+                          <a:xfrm flipV="1">
+                            <a:off x="4837594" y="0"/>
+                            <a:ext cx="0" cy="78828"/>
+                          </a:xfrm>
+                          <a:prstGeom prst="line">
+                            <a:avLst/>
+                          </a:prstGeom>
+                          <a:noFill/>
+                          <a:ln w="3175" cap="flat" cmpd="sng" algn="ctr">
+                            <a:solidFill>
+                              <a:srgbClr val="EEECE1">
+                                <a:lumMod val="75000"/>
+                              </a:srgbClr>
+                            </a:solidFill>
+                            <a:prstDash val="solid"/>
+                          </a:ln>
+                          <a:effectLst/>
+                        </wps:spPr>
+                        <wps:bodyPr/>
+                      </wps:wsp>
+                      <wps:wsp>
+                        <wps:cNvPr id="6" name="Gerade Verbindung 58722"/>
+                        <wps:cNvCnPr/>
+                        <wps:spPr>
+                          <a:xfrm flipV="1">
+                            <a:off x="0" y="1191376"/>
+                            <a:ext cx="0" cy="67946"/>
+                          </a:xfrm>
+                          <a:prstGeom prst="line">
+                            <a:avLst/>
+                          </a:prstGeom>
+                          <a:noFill/>
+                          <a:ln w="3175" cap="flat" cmpd="sng" algn="ctr">
+                            <a:solidFill>
+                              <a:srgbClr val="EEECE1">
+                                <a:lumMod val="75000"/>
+                              </a:srgbClr>
+                            </a:solidFill>
+                            <a:prstDash val="solid"/>
+                          </a:ln>
+                          <a:effectLst/>
+                        </wps:spPr>
+                        <wps:bodyPr/>
+                      </wps:wsp>
+                    </wpg:wgp>
+                  </a:graphicData>
+                </a:graphic>
+                <wp14:sizeRelH relativeFrom="margin">
+                  <wp14:pctWidth>0</wp14:pctWidth>
+                </wp14:sizeRelH>
+                <wp14:sizeRelV relativeFrom="margin">
+                  <wp14:pctHeight>0</wp14:pctHeight>
+                </wp14:sizeRelV>
+              </wp:anchor>
+            </w:drawing>
+          </mc:Choice>
+          <mc:Fallback>
+            <w:pict>
+              <v:group w14:anchorId="67C7FF0E" id="Gruppieren 1" o:spid="_x0000_s1026" style="position:absolute;margin-left:-1.55pt;margin-top:45.6pt;width:327.2pt;height:65.3pt;z-index:251657216;mso-width-relative:margin;mso-height-relative:margin" coordsize="48386,12604" o:gfxdata="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">
+                <v:line id="Gerade Verbindung 58718" o:spid="_x0000_s1027" style="position:absolute;visibility:visible;mso-wrap-style:square" from="0,12596" to="22965,12596" o:connectortype="straight" o:gfxdata="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" strokecolor="#c4bd97" strokeweight=".25pt"/>
+                <v:line id="Gerade Verbindung 58719" o:spid="_x0000_s1028" style="position:absolute;visibility:visible;mso-wrap-style:square" from="25421,0" to="48386,0" o:connectortype="straight" o:gfxdata="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" strokecolor="#c4bd97" strokeweight=".25pt"/>
+                <v:line id="Gerade Verbindung 58720" o:spid="_x0000_s1029" style="position:absolute;flip:y;visibility:visible;mso-wrap-style:square" from="22954,0" to="25418,12604" o:connectortype="straight" o:gfxdata="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" strokecolor="#c4bd97" strokeweight=".25pt"/>
+                <v:line id="Gerade Verbindung 58721" o:spid="_x0000_s1030" style="position:absolute;flip:y;visibility:visible;mso-wrap-style:square" from="48375,0" to="48375,788" o:connectortype="straight" o:gfxdata="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" strokecolor="#c4bd97" strokeweight=".25pt"/>
+                <v:line id="Gerade Verbindung 58722" o:spid="_x0000_s1031" style="position:absolute;flip:y;visibility:visible;mso-wrap-style:square" from="0,11913" to="0,12593" o:connectortype="straight" o:gfxdata="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" strokecolor="#c4bd97" strokeweight=".25pt"/>
+              </v:group>
+            </w:pict>
+          </mc:Fallback>
+        </mc:AlternateContent>
+      </w:r>
       <w:r>
         <w:rPr>
           <w:rStyle w:val="CommentTok"/>
@@ -7407,183 +7587,6 @@
             </w:pPr>
             <w:r>
               <w:rPr>
-                <w:noProof/>
-              </w:rPr>
-              <mc:AlternateContent>
-                <mc:Choice Requires="wpg">
-                  <w:drawing>
-                    <wp:anchor distT="0" distB="0" distL="114300" distR="114300" simplePos="0" relativeHeight="251657216" behindDoc="0" locked="0" layoutInCell="1" allowOverlap="1" wp14:anchorId="2F239F87" wp14:editId="79AFA8BD">
-                      <wp:simplePos x="0" y="0"/>
-                      <wp:positionH relativeFrom="column">
-                        <wp:posOffset>958</wp:posOffset>
-                      </wp:positionH>
-                      <wp:positionV relativeFrom="paragraph">
-                        <wp:posOffset>197115</wp:posOffset>
-                      </wp:positionV>
-                      <wp:extent cx="4155744" cy="829926"/>
-                      <wp:effectExtent l="0" t="0" r="35560" b="27940"/>
-                      <wp:wrapNone/>
-                      <wp:docPr id="1" name="Gruppieren 1"/>
-                      <wp:cNvGraphicFramePr/>
-                      <a:graphic xmlns:a="http://schemas.openxmlformats.org/drawingml/2006/main">
-                        <a:graphicData uri="http://schemas.microsoft.com/office/word/2010/wordprocessingGroup">
-                          <wpg:wgp>
-                            <wpg:cNvGrpSpPr/>
-                            <wpg:grpSpPr>
-                              <a:xfrm>
-                                <a:off x="0" y="0"/>
-                                <a:ext cx="4155744" cy="829926"/>
-                                <a:chOff x="0" y="0"/>
-                                <a:chExt cx="4838618" cy="1260475"/>
-                              </a:xfrm>
-                            </wpg:grpSpPr>
-                            <wps:wsp>
-                              <wps:cNvPr id="2" name="Gerade Verbindung 58718"/>
-                              <wps:cNvCnPr/>
-                              <wps:spPr>
-                                <a:xfrm>
-                                  <a:off x="0" y="1259672"/>
-                                  <a:ext cx="2296510" cy="0"/>
-                                </a:xfrm>
-                                <a:prstGeom prst="line">
-                                  <a:avLst/>
-                                </a:prstGeom>
-                                <a:noFill/>
-                                <a:ln w="3175" cap="flat" cmpd="sng" algn="ctr">
-                                  <a:solidFill>
-                                    <a:srgbClr val="EEECE1">
-                                      <a:lumMod val="75000"/>
-                                    </a:srgbClr>
-                                  </a:solidFill>
-                                  <a:prstDash val="solid"/>
-                                </a:ln>
-                                <a:effectLst/>
-                              </wps:spPr>
-                              <wps:bodyPr/>
-                            </wps:wsp>
-                            <wps:wsp>
-                              <wps:cNvPr id="3" name="Gerade Verbindung 58719"/>
-                              <wps:cNvCnPr/>
-                              <wps:spPr>
-                                <a:xfrm>
-                                  <a:off x="2542108" y="0"/>
-                                  <a:ext cx="2296510" cy="0"/>
-                                </a:xfrm>
-                                <a:prstGeom prst="line">
-                                  <a:avLst/>
-                                </a:prstGeom>
-                                <a:noFill/>
-                                <a:ln w="3175" cap="flat" cmpd="sng" algn="ctr">
-                                  <a:solidFill>
-                                    <a:srgbClr val="EEECE1">
-                                      <a:lumMod val="75000"/>
-                                    </a:srgbClr>
-                                  </a:solidFill>
-                                  <a:prstDash val="solid"/>
-                                </a:ln>
-                                <a:effectLst/>
-                              </wps:spPr>
-                              <wps:bodyPr/>
-                            </wps:wsp>
-                            <wps:wsp>
-                              <wps:cNvPr id="4" name="Gerade Verbindung 58720"/>
-                              <wps:cNvCnPr/>
-                              <wps:spPr>
-                                <a:xfrm flipV="1">
-                                  <a:off x="2295486" y="0"/>
-                                  <a:ext cx="246380" cy="1260475"/>
-                                </a:xfrm>
-                                <a:prstGeom prst="line">
-                                  <a:avLst/>
-                                </a:prstGeom>
-                                <a:noFill/>
-                                <a:ln w="3175" cap="flat" cmpd="sng" algn="ctr">
-                                  <a:solidFill>
-                                    <a:srgbClr val="EEECE1">
-                                      <a:lumMod val="75000"/>
-                                    </a:srgbClr>
-                                  </a:solidFill>
-                                  <a:prstDash val="solid"/>
-                                </a:ln>
-                                <a:effectLst/>
-                              </wps:spPr>
-                              <wps:bodyPr/>
-                            </wps:wsp>
-                            <wps:wsp>
-                              <wps:cNvPr id="5" name="Gerade Verbindung 58721"/>
-                              <wps:cNvCnPr/>
-                              <wps:spPr>
-                                <a:xfrm flipV="1">
-                                  <a:off x="4837594" y="0"/>
-                                  <a:ext cx="0" cy="78828"/>
-                                </a:xfrm>
-                                <a:prstGeom prst="line">
-                                  <a:avLst/>
-                                </a:prstGeom>
-                                <a:noFill/>
-                                <a:ln w="3175" cap="flat" cmpd="sng" algn="ctr">
-                                  <a:solidFill>
-                                    <a:srgbClr val="EEECE1">
-                                      <a:lumMod val="75000"/>
-                                    </a:srgbClr>
-                                  </a:solidFill>
-                                  <a:prstDash val="solid"/>
-                                </a:ln>
-                                <a:effectLst/>
-                              </wps:spPr>
-                              <wps:bodyPr/>
-                            </wps:wsp>
-                            <wps:wsp>
-                              <wps:cNvPr id="6" name="Gerade Verbindung 58722"/>
-                              <wps:cNvCnPr/>
-                              <wps:spPr>
-                                <a:xfrm flipV="1">
-                                  <a:off x="0" y="1191376"/>
-                                  <a:ext cx="0" cy="67946"/>
-                                </a:xfrm>
-                                <a:prstGeom prst="line">
-                                  <a:avLst/>
-                                </a:prstGeom>
-                                <a:noFill/>
-                                <a:ln w="3175" cap="flat" cmpd="sng" algn="ctr">
-                                  <a:solidFill>
-                                    <a:srgbClr val="EEECE1">
-                                      <a:lumMod val="75000"/>
-                                    </a:srgbClr>
-                                  </a:solidFill>
-                                  <a:prstDash val="solid"/>
-                                </a:ln>
-                                <a:effectLst/>
-                              </wps:spPr>
-                              <wps:bodyPr/>
-                            </wps:wsp>
-                          </wpg:wgp>
-                        </a:graphicData>
-                      </a:graphic>
-                      <wp14:sizeRelH relativeFrom="margin">
-                        <wp14:pctWidth>0</wp14:pctWidth>
-                      </wp14:sizeRelH>
-                      <wp14:sizeRelV relativeFrom="margin">
-                        <wp14:pctHeight>0</wp14:pctHeight>
-                      </wp14:sizeRelV>
-                    </wp:anchor>
-                  </w:drawing>
-                </mc:Choice>
-                <mc:Fallback>
-                  <w:pict>
-                    <v:group w14:anchorId="5440FB59" id="Gruppieren 1" o:spid="_x0000_s1026" style="position:absolute;margin-left:.1pt;margin-top:15.5pt;width:327.2pt;height:65.35pt;z-index:251657216;mso-width-relative:margin;mso-height-relative:margin" coordsize="48386,12604" o:gfxdata="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">
-                      <v:line id="Gerade Verbindung 58718" o:spid="_x0000_s1027" style="position:absolute;visibility:visible;mso-wrap-style:square" from="0,12596" to="22965,12596" o:connectortype="straight" o:gfxdata="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" strokecolor="#c4bd97" strokeweight=".25pt"/>
-                      <v:line id="Gerade Verbindung 58719" o:spid="_x0000_s1028" style="position:absolute;visibility:visible;mso-wrap-style:square" from="25421,0" to="48386,0" o:connectortype="straight" o:gfxdata="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" strokecolor="#c4bd97" strokeweight=".25pt"/>
-                      <v:line id="Gerade Verbindung 58720" o:spid="_x0000_s1029" style="position:absolute;flip:y;visibility:visible;mso-wrap-style:square" from="22954,0" to="25418,12604" o:connectortype="straight" o:gfxdata="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" strokecolor="#c4bd97" strokeweight=".25pt"/>
-                      <v:line id="Gerade Verbindung 58721" o:spid="_x0000_s1030" style="position:absolute;flip:y;visibility:visible;mso-wrap-style:square" from="48375,0" to="48375,788" o:connectortype="straight" o:gfxdata="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" strokecolor="#c4bd97" strokeweight=".25pt"/>
-                      <v:line id="Gerade Verbindung 58722" o:spid="_x0000_s1031" style="position:absolute;flip:y;visibility:visible;mso-wrap-style:square" from="0,11913" to="0,12593" o:connectortype="straight" o:gfxdata="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" strokecolor="#c4bd97" strokeweight=".25pt"/>
-                    </v:group>
-                  </w:pict>
-                </mc:Fallback>
-              </mc:AlternateContent>
-            </w:r>
-            <w:r>
-              <w:rPr>
                 <w:rStyle w:val="VerbatimChar"/>
                 <w:rFonts w:cstheme="minorBidi"/>
                 <w:color w:val="A6A6A6" w:themeColor="background1" w:themeShade="A6"/>
@@ -8490,10 +8493,10 @@
           <w:lang w:val="en-GB"/>
         </w:rPr>
         <w:object w:dxaOrig="4099" w:dyaOrig="620" w14:anchorId="2929A5AC">
-          <v:shape id="_x0000_i1026" type="#_x0000_t75" style="width:204.5pt;height:31pt" o:ole="">
+          <v:shape id="_x0000_i1026" type="#_x0000_t75" style="width:204.75pt;height:30.75pt" o:ole="">
             <v:imagedata r:id="rId10" o:title=""/>
           </v:shape>
-          <o:OLEObject Type="Embed" ProgID="Equation.3" ShapeID="_x0000_i1026" DrawAspect="Content" ObjectID="_1843795300" r:id="rId11"/>
+          <o:OLEObject Type="Embed" ProgID="Equation.3" ShapeID="_x0000_i1026" DrawAspect="Content" ObjectID="_1852612753" r:id="rId11"/>
         </w:object>
       </w:r>
     </w:p>
@@ -9561,10 +9564,10 @@
           <w:lang w:val="en-GB"/>
         </w:rPr>
         <w:object w:dxaOrig="320" w:dyaOrig="279" w14:anchorId="3DC582DD">
-          <v:shape id="_x0000_i1027" type="#_x0000_t75" style="width:15.5pt;height:14.5pt" o:ole="">
+          <v:shape id="_x0000_i1027" type="#_x0000_t75" style="width:15.75pt;height:14.25pt" o:ole="">
             <v:imagedata r:id="rId12" o:title=""/>
           </v:shape>
-          <o:OLEObject Type="Embed" ProgID="Equation.3" ShapeID="_x0000_i1027" DrawAspect="Content" ObjectID="_1843795301" r:id="rId13"/>
+          <o:OLEObject Type="Embed" ProgID="Equation.3" ShapeID="_x0000_i1027" DrawAspect="Content" ObjectID="_1852612754" r:id="rId13"/>
         </w:object>
       </w:r>
     </w:p>
@@ -10165,6 +10168,183 @@
           <w:lang w:val="en-GB"/>
         </w:rPr>
       </w:pPr>
+      <w:r>
+        <w:rPr>
+          <w:noProof/>
+        </w:rPr>
+        <mc:AlternateContent>
+          <mc:Choice Requires="wpg">
+            <w:drawing>
+              <wp:anchor distT="0" distB="0" distL="114300" distR="114300" simplePos="0" relativeHeight="251659264" behindDoc="0" locked="0" layoutInCell="1" allowOverlap="1" wp14:anchorId="4ECAE6B4" wp14:editId="43367E91">
+                <wp:simplePos x="0" y="0"/>
+                <wp:positionH relativeFrom="column">
+                  <wp:posOffset>-4444</wp:posOffset>
+                </wp:positionH>
+                <wp:positionV relativeFrom="paragraph">
+                  <wp:posOffset>694690</wp:posOffset>
+                </wp:positionV>
+                <wp:extent cx="4133850" cy="1061720"/>
+                <wp:effectExtent l="0" t="0" r="19050" b="24130"/>
+                <wp:wrapNone/>
+                <wp:docPr id="7" name="Gruppieren 7"/>
+                <wp:cNvGraphicFramePr/>
+                <a:graphic xmlns:a="http://schemas.openxmlformats.org/drawingml/2006/main">
+                  <a:graphicData uri="http://schemas.microsoft.com/office/word/2010/wordprocessingGroup">
+                    <wpg:wgp>
+                      <wpg:cNvGrpSpPr/>
+                      <wpg:grpSpPr>
+                        <a:xfrm>
+                          <a:off x="0" y="0"/>
+                          <a:ext cx="4133850" cy="1061720"/>
+                          <a:chOff x="0" y="0"/>
+                          <a:chExt cx="4838618" cy="1260475"/>
+                        </a:xfrm>
+                      </wpg:grpSpPr>
+                      <wps:wsp>
+                        <wps:cNvPr id="8" name="Gerade Verbindung 58718"/>
+                        <wps:cNvCnPr/>
+                        <wps:spPr>
+                          <a:xfrm>
+                            <a:off x="0" y="1259672"/>
+                            <a:ext cx="2296510" cy="0"/>
+                          </a:xfrm>
+                          <a:prstGeom prst="line">
+                            <a:avLst/>
+                          </a:prstGeom>
+                          <a:noFill/>
+                          <a:ln w="3175" cap="flat" cmpd="sng" algn="ctr">
+                            <a:solidFill>
+                              <a:srgbClr val="EEECE1">
+                                <a:lumMod val="75000"/>
+                              </a:srgbClr>
+                            </a:solidFill>
+                            <a:prstDash val="solid"/>
+                          </a:ln>
+                          <a:effectLst/>
+                        </wps:spPr>
+                        <wps:bodyPr/>
+                      </wps:wsp>
+                      <wps:wsp>
+                        <wps:cNvPr id="9" name="Gerade Verbindung 58719"/>
+                        <wps:cNvCnPr/>
+                        <wps:spPr>
+                          <a:xfrm>
+                            <a:off x="2542108" y="0"/>
+                            <a:ext cx="2296510" cy="0"/>
+                          </a:xfrm>
+                          <a:prstGeom prst="line">
+                            <a:avLst/>
+                          </a:prstGeom>
+                          <a:noFill/>
+                          <a:ln w="3175" cap="flat" cmpd="sng" algn="ctr">
+                            <a:solidFill>
+                              <a:srgbClr val="EEECE1">
+                                <a:lumMod val="75000"/>
+                              </a:srgbClr>
+                            </a:solidFill>
+                            <a:prstDash val="solid"/>
+                          </a:ln>
+                          <a:effectLst/>
+                        </wps:spPr>
+                        <wps:bodyPr/>
+                      </wps:wsp>
+                      <wps:wsp>
+                        <wps:cNvPr id="10" name="Gerade Verbindung 58720"/>
+                        <wps:cNvCnPr/>
+                        <wps:spPr>
+                          <a:xfrm flipV="1">
+                            <a:off x="2295486" y="0"/>
+                            <a:ext cx="246380" cy="1260475"/>
+                          </a:xfrm>
+                          <a:prstGeom prst="line">
+                            <a:avLst/>
+                          </a:prstGeom>
+                          <a:noFill/>
+                          <a:ln w="3175" cap="flat" cmpd="sng" algn="ctr">
+                            <a:solidFill>
+                              <a:srgbClr val="EEECE1">
+                                <a:lumMod val="75000"/>
+                              </a:srgbClr>
+                            </a:solidFill>
+                            <a:prstDash val="solid"/>
+                          </a:ln>
+                          <a:effectLst/>
+                        </wps:spPr>
+                        <wps:bodyPr/>
+                      </wps:wsp>
+                      <wps:wsp>
+                        <wps:cNvPr id="11" name="Gerade Verbindung 58721"/>
+                        <wps:cNvCnPr/>
+                        <wps:spPr>
+                          <a:xfrm flipV="1">
+                            <a:off x="4837594" y="0"/>
+                            <a:ext cx="0" cy="78828"/>
+                          </a:xfrm>
+                          <a:prstGeom prst="line">
+                            <a:avLst/>
+                          </a:prstGeom>
+                          <a:noFill/>
+                          <a:ln w="3175" cap="flat" cmpd="sng" algn="ctr">
+                            <a:solidFill>
+                              <a:srgbClr val="EEECE1">
+                                <a:lumMod val="75000"/>
+                              </a:srgbClr>
+                            </a:solidFill>
+                            <a:prstDash val="solid"/>
+                          </a:ln>
+                          <a:effectLst/>
+                        </wps:spPr>
+                        <wps:bodyPr/>
+                      </wps:wsp>
+                      <wps:wsp>
+                        <wps:cNvPr id="12" name="Gerade Verbindung 58722"/>
+                        <wps:cNvCnPr/>
+                        <wps:spPr>
+                          <a:xfrm flipV="1">
+                            <a:off x="0" y="1191376"/>
+                            <a:ext cx="0" cy="67946"/>
+                          </a:xfrm>
+                          <a:prstGeom prst="line">
+                            <a:avLst/>
+                          </a:prstGeom>
+                          <a:noFill/>
+                          <a:ln w="3175" cap="flat" cmpd="sng" algn="ctr">
+                            <a:solidFill>
+                              <a:srgbClr val="EEECE1">
+                                <a:lumMod val="75000"/>
+                              </a:srgbClr>
+                            </a:solidFill>
+                            <a:prstDash val="solid"/>
+                          </a:ln>
+                          <a:effectLst/>
+                        </wps:spPr>
+                        <wps:bodyPr/>
+                      </wps:wsp>
+                    </wpg:wgp>
+                  </a:graphicData>
+                </a:graphic>
+                <wp14:sizeRelH relativeFrom="margin">
+                  <wp14:pctWidth>0</wp14:pctWidth>
+                </wp14:sizeRelH>
+                <wp14:sizeRelV relativeFrom="margin">
+                  <wp14:pctHeight>0</wp14:pctHeight>
+                </wp14:sizeRelV>
+              </wp:anchor>
+            </w:drawing>
+          </mc:Choice>
+          <mc:Fallback>
+            <w:pict>
+              <v:group w14:anchorId="2F080493" id="Gruppieren 7" o:spid="_x0000_s1026" style="position:absolute;margin-left:-.35pt;margin-top:54.7pt;width:325.5pt;height:83.6pt;z-index:251659264;mso-width-relative:margin;mso-height-relative:margin" coordsize="48386,12604" o:gfxdata="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">
+                <v:line id="Gerade Verbindung 58718" o:spid="_x0000_s1027" style="position:absolute;visibility:visible;mso-wrap-style:square" from="0,12596" to="22965,12596" o:connectortype="straight" o:gfxdata="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" strokecolor="#c4bd97" strokeweight=".25pt"/>
+                <v:line id="Gerade Verbindung 58719" o:spid="_x0000_s1028" style="position:absolute;visibility:visible;mso-wrap-style:square" from="25421,0" to="48386,0" o:connectortype="straight" o:gfxdata="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" strokecolor="#c4bd97" strokeweight=".25pt"/>
+                <v:line id="Gerade Verbindung 58720" o:spid="_x0000_s1029" style="position:absolute;flip:y;visibility:visible;mso-wrap-style:square" from="22954,0" to="25418,12604" o:connectortype="straight" o:gfxdata="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" strokecolor="#c4bd97" strokeweight=".25pt"/>
+                <v:line id="Gerade Verbindung 58721" o:spid="_x0000_s1030" style="position:absolute;flip:y;visibility:visible;mso-wrap-style:square" from="48375,0" to="48375,788" o:connectortype="straight" o:gfxdata="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" strokecolor="#c4bd97" strokeweight=".25pt"/>
+                <v:line id="Gerade Verbindung 58722" o:spid="_x0000_s1031" style="position:absolute;flip:y;visibility:visible;mso-wrap-style:square" from="0,11913" to="0,12593" o:connectortype="straight" o:gfxdata="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" strokecolor="#c4bd97" strokeweight=".25pt"/>
+              </v:group>
+            </w:pict>
+          </mc:Fallback>
+        </mc:AlternateContent>
+      </w:r>
       <w:r>
         <w:rPr>
           <w:rStyle w:val="CommentTok"/>
@@ -10395,183 +10575,6 @@
             </w:pPr>
             <w:r>
               <w:rPr>
-                <w:noProof/>
-              </w:rPr>
-              <mc:AlternateContent>
-                <mc:Choice Requires="wpg">
-                  <w:drawing>
-                    <wp:anchor distT="0" distB="0" distL="114300" distR="114300" simplePos="0" relativeHeight="251659264" behindDoc="0" locked="0" layoutInCell="1" allowOverlap="1" wp14:anchorId="4ECAE6B4" wp14:editId="24987830">
-                      <wp:simplePos x="0" y="0"/>
-                      <wp:positionH relativeFrom="column">
-                        <wp:posOffset>957</wp:posOffset>
-                      </wp:positionH>
-                      <wp:positionV relativeFrom="paragraph">
-                        <wp:posOffset>311112</wp:posOffset>
-                      </wp:positionV>
-                      <wp:extent cx="4169391" cy="1062232"/>
-                      <wp:effectExtent l="0" t="0" r="22225" b="24130"/>
-                      <wp:wrapNone/>
-                      <wp:docPr id="7" name="Gruppieren 7"/>
-                      <wp:cNvGraphicFramePr/>
-                      <a:graphic xmlns:a="http://schemas.openxmlformats.org/drawingml/2006/main">
-                        <a:graphicData uri="http://schemas.microsoft.com/office/word/2010/wordprocessingGroup">
-                          <wpg:wgp>
-                            <wpg:cNvGrpSpPr/>
-                            <wpg:grpSpPr>
-                              <a:xfrm>
-                                <a:off x="0" y="0"/>
-                                <a:ext cx="4169391" cy="1062232"/>
-                                <a:chOff x="0" y="0"/>
-                                <a:chExt cx="4838618" cy="1260475"/>
-                              </a:xfrm>
-                            </wpg:grpSpPr>
-                            <wps:wsp>
-                              <wps:cNvPr id="8" name="Gerade Verbindung 58718"/>
-                              <wps:cNvCnPr/>
-                              <wps:spPr>
-                                <a:xfrm>
-                                  <a:off x="0" y="1259672"/>
-                                  <a:ext cx="2296510" cy="0"/>
-                                </a:xfrm>
-                                <a:prstGeom prst="line">
-                                  <a:avLst/>
-                                </a:prstGeom>
-                                <a:noFill/>
-                                <a:ln w="3175" cap="flat" cmpd="sng" algn="ctr">
-                                  <a:solidFill>
-                                    <a:srgbClr val="EEECE1">
-                                      <a:lumMod val="75000"/>
-                                    </a:srgbClr>
-                                  </a:solidFill>
-                                  <a:prstDash val="solid"/>
-                                </a:ln>
-                                <a:effectLst/>
-                              </wps:spPr>
-                              <wps:bodyPr/>
-                            </wps:wsp>
-                            <wps:wsp>
-                              <wps:cNvPr id="9" name="Gerade Verbindung 58719"/>
-                              <wps:cNvCnPr/>
-                              <wps:spPr>
-                                <a:xfrm>
-                                  <a:off x="2542108" y="0"/>
-                                  <a:ext cx="2296510" cy="0"/>
-                                </a:xfrm>
-                                <a:prstGeom prst="line">
-                                  <a:avLst/>
-                                </a:prstGeom>
-                                <a:noFill/>
-                                <a:ln w="3175" cap="flat" cmpd="sng" algn="ctr">
-                                  <a:solidFill>
-                                    <a:srgbClr val="EEECE1">
-                                      <a:lumMod val="75000"/>
-                                    </a:srgbClr>
-                                  </a:solidFill>
-                                  <a:prstDash val="solid"/>
-                                </a:ln>
-                                <a:effectLst/>
-                              </wps:spPr>
-                              <wps:bodyPr/>
-                            </wps:wsp>
-                            <wps:wsp>
-                              <wps:cNvPr id="10" name="Gerade Verbindung 58720"/>
-                              <wps:cNvCnPr/>
-                              <wps:spPr>
-                                <a:xfrm flipV="1">
-                                  <a:off x="2295486" y="0"/>
-                                  <a:ext cx="246380" cy="1260475"/>
-                                </a:xfrm>
-                                <a:prstGeom prst="line">
-                                  <a:avLst/>
-                                </a:prstGeom>
-                                <a:noFill/>
-                                <a:ln w="3175" cap="flat" cmpd="sng" algn="ctr">
-                                  <a:solidFill>
-                                    <a:srgbClr val="EEECE1">
-                                      <a:lumMod val="75000"/>
-                                    </a:srgbClr>
-                                  </a:solidFill>
-                                  <a:prstDash val="solid"/>
-                                </a:ln>
-                                <a:effectLst/>
-                              </wps:spPr>
-                              <wps:bodyPr/>
-                            </wps:wsp>
-                            <wps:wsp>
-                              <wps:cNvPr id="11" name="Gerade Verbindung 58721"/>
-                              <wps:cNvCnPr/>
-                              <wps:spPr>
-                                <a:xfrm flipV="1">
-                                  <a:off x="4837594" y="0"/>
-                                  <a:ext cx="0" cy="78828"/>
-                                </a:xfrm>
-                                <a:prstGeom prst="line">
-                                  <a:avLst/>
-                                </a:prstGeom>
-                                <a:noFill/>
-                                <a:ln w="3175" cap="flat" cmpd="sng" algn="ctr">
-                                  <a:solidFill>
-                                    <a:srgbClr val="EEECE1">
-                                      <a:lumMod val="75000"/>
-                                    </a:srgbClr>
-                                  </a:solidFill>
-                                  <a:prstDash val="solid"/>
-                                </a:ln>
-                                <a:effectLst/>
-                              </wps:spPr>
-                              <wps:bodyPr/>
-                            </wps:wsp>
-                            <wps:wsp>
-                              <wps:cNvPr id="12" name="Gerade Verbindung 58722"/>
-                              <wps:cNvCnPr/>
-                              <wps:spPr>
-                                <a:xfrm flipV="1">
-                                  <a:off x="0" y="1191376"/>
-                                  <a:ext cx="0" cy="67946"/>
-                                </a:xfrm>
-                                <a:prstGeom prst="line">
-                                  <a:avLst/>
-                                </a:prstGeom>
-                                <a:noFill/>
-                                <a:ln w="3175" cap="flat" cmpd="sng" algn="ctr">
-                                  <a:solidFill>
-                                    <a:srgbClr val="EEECE1">
-                                      <a:lumMod val="75000"/>
-                                    </a:srgbClr>
-                                  </a:solidFill>
-                                  <a:prstDash val="solid"/>
-                                </a:ln>
-                                <a:effectLst/>
-                              </wps:spPr>
-                              <wps:bodyPr/>
-                            </wps:wsp>
-                          </wpg:wgp>
-                        </a:graphicData>
-                      </a:graphic>
-                      <wp14:sizeRelH relativeFrom="margin">
-                        <wp14:pctWidth>0</wp14:pctWidth>
-                      </wp14:sizeRelH>
-                      <wp14:sizeRelV relativeFrom="margin">
-                        <wp14:pctHeight>0</wp14:pctHeight>
-                      </wp14:sizeRelV>
-                    </wp:anchor>
-                  </w:drawing>
-                </mc:Choice>
-                <mc:Fallback>
-                  <w:pict>
-                    <v:group w14:anchorId="05C51AA1" id="Gruppieren 7" o:spid="_x0000_s1026" style="position:absolute;margin-left:.1pt;margin-top:24.5pt;width:328.3pt;height:83.65pt;z-index:251659264;mso-width-relative:margin;mso-height-relative:margin" coordsize="48386,12604" o:gfxdata="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">
-                      <v:line id="Gerade Verbindung 58718" o:spid="_x0000_s1027" style="position:absolute;visibility:visible;mso-wrap-style:square" from="0,12596" to="22965,12596" o:connectortype="straight" o:gfxdata="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" strokecolor="#c4bd97" strokeweight=".25pt"/>
-                      <v:line id="Gerade Verbindung 58719" o:spid="_x0000_s1028" style="position:absolute;visibility:visible;mso-wrap-style:square" from="25421,0" to="48386,0" o:connectortype="straight" o:gfxdata="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" strokecolor="#c4bd97" strokeweight=".25pt"/>
-                      <v:line id="Gerade Verbindung 58720" o:spid="_x0000_s1029" style="position:absolute;flip:y;visibility:visible;mso-wrap-style:square" from="22954,0" to="25418,12604" o:connectortype="straight" o:gfxdata="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" strokecolor="#c4bd97" strokeweight=".25pt"/>
-                      <v:line id="Gerade Verbindung 58721" o:spid="_x0000_s1030" style="position:absolute;flip:y;visibility:visible;mso-wrap-style:square" from="48375,0" to="48375,788" o:connectortype="straight" o:gfxdata="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" strokecolor="#c4bd97" strokeweight=".25pt"/>
-                      <v:line id="Gerade Verbindung 58722" o:spid="_x0000_s1031" style="position:absolute;flip:y;visibility:visible;mso-wrap-style:square" from="0,11913" to="0,12593" o:connectortype="straight" o:gfxdata="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" strokecolor="#c4bd97" strokeweight=".25pt"/>
-                    </v:group>
-                  </w:pict>
-                </mc:Fallback>
-              </mc:AlternateContent>
-            </w:r>
-            <w:r>
-              <w:rPr>
                 <w:rStyle w:val="VerbatimChar"/>
                 <w:rFonts w:cstheme="minorBidi"/>
                 <w:color w:val="A6A6A6" w:themeColor="background1" w:themeShade="A6"/>
@@ -10587,7 +10590,27 @@
                 <w:sz w:val="18"/>
                 <w:lang w:val="en-GB"/>
               </w:rPr>
-              <w:t xml:space="preserve">      [,1] [,2]</w:t>
+              <w:t xml:space="preserve">   </w:t>
+            </w:r>
+            <w:proofErr w:type="gramStart"/>
+            <w:r>
+              <w:rPr>
+                <w:rStyle w:val="VerbatimChar"/>
+                <w:rFonts w:cstheme="minorBidi"/>
+                <w:sz w:val="18"/>
+                <w:lang w:val="en-GB"/>
+              </w:rPr>
+              <w:t xml:space="preserve">   [</w:t>
+            </w:r>
+            <w:proofErr w:type="gramEnd"/>
+            <w:r>
+              <w:rPr>
+                <w:rStyle w:val="VerbatimChar"/>
+                <w:rFonts w:cstheme="minorBidi"/>
+                <w:sz w:val="18"/>
+                <w:lang w:val="en-GB"/>
+              </w:rPr>
+              <w:t>,1] [,2]</w:t>
             </w:r>
             <w:r>
               <w:rPr>
@@ -10604,24 +10627,9 @@
                 <w:sz w:val="18"/>
                 <w:lang w:val="en-GB"/>
               </w:rPr>
-              <w:t>##</w:t>
-            </w:r>
-            <w:r>
-              <w:rPr>
-                <w:rStyle w:val="VerbatimChar"/>
-                <w:rFonts w:cstheme="minorBidi"/>
-                <w:sz w:val="18"/>
-                <w:lang w:val="en-GB"/>
-              </w:rPr>
-              <w:t xml:space="preserve">  [1,] "a" "a"</w:t>
-            </w:r>
-            <w:r>
-              <w:rPr>
-                <w:sz w:val="18"/>
-                <w:lang w:val="en-GB"/>
-              </w:rPr>
-              <w:br/>
-            </w:r>
+              <w:t>#</w:t>
+            </w:r>
+            <w:proofErr w:type="gramStart"/>
             <w:r>
               <w:rPr>
                 <w:rStyle w:val="VerbatimChar"/>
@@ -10630,7 +10638,7 @@
                 <w:sz w:val="18"/>
                 <w:lang w:val="en-GB"/>
               </w:rPr>
-              <w:t>##</w:t>
+              <w:t>#</w:t>
             </w:r>
             <w:r>
               <w:rPr>
@@ -10639,7 +10647,17 @@
                 <w:sz w:val="18"/>
                 <w:lang w:val="en-GB"/>
               </w:rPr>
-              <w:t xml:space="preserve">  [2,] "b" "a"</w:t>
+              <w:t xml:space="preserve">  [</w:t>
+            </w:r>
+            <w:proofErr w:type="gramEnd"/>
+            <w:r>
+              <w:rPr>
+                <w:rStyle w:val="VerbatimChar"/>
+                <w:rFonts w:cstheme="minorBidi"/>
+                <w:sz w:val="18"/>
+                <w:lang w:val="en-GB"/>
+              </w:rPr>
+              <w:t>1,] "a" "a"</w:t>
             </w:r>
             <w:r>
               <w:rPr>
@@ -10656,24 +10674,9 @@
                 <w:sz w:val="18"/>
                 <w:lang w:val="en-GB"/>
               </w:rPr>
-              <w:t>##</w:t>
-            </w:r>
-            <w:r>
-              <w:rPr>
-                <w:rStyle w:val="VerbatimChar"/>
-                <w:rFonts w:cstheme="minorBidi"/>
-                <w:sz w:val="18"/>
-                <w:lang w:val="en-GB"/>
-              </w:rPr>
-              <w:t xml:space="preserve">  [3,] "c" "a"</w:t>
-            </w:r>
-            <w:r>
-              <w:rPr>
-                <w:sz w:val="18"/>
-                <w:lang w:val="en-GB"/>
-              </w:rPr>
-              <w:br/>
-            </w:r>
+              <w:t>#</w:t>
+            </w:r>
+            <w:proofErr w:type="gramStart"/>
             <w:r>
               <w:rPr>
                 <w:rStyle w:val="VerbatimChar"/>
@@ -10682,7 +10685,7 @@
                 <w:sz w:val="18"/>
                 <w:lang w:val="en-GB"/>
               </w:rPr>
-              <w:t>##</w:t>
+              <w:t>#</w:t>
             </w:r>
             <w:r>
               <w:rPr>
@@ -10691,7 +10694,17 @@
                 <w:sz w:val="18"/>
                 <w:lang w:val="en-GB"/>
               </w:rPr>
-              <w:t xml:space="preserve">  [4,] "d" "a"</w:t>
+              <w:t xml:space="preserve">  [</w:t>
+            </w:r>
+            <w:proofErr w:type="gramEnd"/>
+            <w:r>
+              <w:rPr>
+                <w:rStyle w:val="VerbatimChar"/>
+                <w:rFonts w:cstheme="minorBidi"/>
+                <w:sz w:val="18"/>
+                <w:lang w:val="en-GB"/>
+              </w:rPr>
+              <w:t>2,] "b" "a"</w:t>
             </w:r>
             <w:r>
               <w:rPr>
@@ -10708,24 +10721,9 @@
                 <w:sz w:val="18"/>
                 <w:lang w:val="en-GB"/>
               </w:rPr>
-              <w:t>##</w:t>
-            </w:r>
-            <w:r>
-              <w:rPr>
-                <w:rStyle w:val="VerbatimChar"/>
-                <w:rFonts w:cstheme="minorBidi"/>
-                <w:sz w:val="18"/>
-                <w:lang w:val="en-GB"/>
-              </w:rPr>
-              <w:t xml:space="preserve">  [5,] "a" "b"</w:t>
-            </w:r>
-            <w:r>
-              <w:rPr>
-                <w:sz w:val="18"/>
-                <w:lang w:val="en-GB"/>
-              </w:rPr>
-              <w:br/>
-            </w:r>
+              <w:t>#</w:t>
+            </w:r>
+            <w:proofErr w:type="gramStart"/>
             <w:r>
               <w:rPr>
                 <w:rStyle w:val="VerbatimChar"/>
@@ -10734,7 +10732,7 @@
                 <w:sz w:val="18"/>
                 <w:lang w:val="en-GB"/>
               </w:rPr>
-              <w:t>##</w:t>
+              <w:t>#</w:t>
             </w:r>
             <w:r>
               <w:rPr>
@@ -10743,7 +10741,17 @@
                 <w:sz w:val="18"/>
                 <w:lang w:val="en-GB"/>
               </w:rPr>
-              <w:t xml:space="preserve">  [6,] "b" "b"</w:t>
+              <w:t xml:space="preserve">  [</w:t>
+            </w:r>
+            <w:proofErr w:type="gramEnd"/>
+            <w:r>
+              <w:rPr>
+                <w:rStyle w:val="VerbatimChar"/>
+                <w:rFonts w:cstheme="minorBidi"/>
+                <w:sz w:val="18"/>
+                <w:lang w:val="en-GB"/>
+              </w:rPr>
+              <w:t>3,] "c" "a"</w:t>
             </w:r>
             <w:r>
               <w:rPr>
@@ -10760,24 +10768,9 @@
                 <w:sz w:val="18"/>
                 <w:lang w:val="en-GB"/>
               </w:rPr>
-              <w:t>##</w:t>
-            </w:r>
-            <w:r>
-              <w:rPr>
-                <w:rStyle w:val="VerbatimChar"/>
-                <w:rFonts w:cstheme="minorBidi"/>
-                <w:sz w:val="18"/>
-                <w:lang w:val="en-GB"/>
-              </w:rPr>
-              <w:t xml:space="preserve">  [7,] "c" "b"</w:t>
-            </w:r>
-            <w:r>
-              <w:rPr>
-                <w:sz w:val="18"/>
-                <w:lang w:val="en-GB"/>
-              </w:rPr>
-              <w:br/>
-            </w:r>
+              <w:t>#</w:t>
+            </w:r>
+            <w:proofErr w:type="gramStart"/>
             <w:r>
               <w:rPr>
                 <w:rStyle w:val="VerbatimChar"/>
@@ -10786,7 +10779,7 @@
                 <w:sz w:val="18"/>
                 <w:lang w:val="en-GB"/>
               </w:rPr>
-              <w:t>##</w:t>
+              <w:t>#</w:t>
             </w:r>
             <w:r>
               <w:rPr>
@@ -10795,7 +10788,205 @@
                 <w:sz w:val="18"/>
                 <w:lang w:val="en-GB"/>
               </w:rPr>
-              <w:t xml:space="preserve">  [8,] "d" "b"</w:t>
+              <w:t xml:space="preserve">  [</w:t>
+            </w:r>
+            <w:proofErr w:type="gramEnd"/>
+            <w:r>
+              <w:rPr>
+                <w:rStyle w:val="VerbatimChar"/>
+                <w:rFonts w:cstheme="minorBidi"/>
+                <w:sz w:val="18"/>
+                <w:lang w:val="en-GB"/>
+              </w:rPr>
+              <w:t>4,] "d" "a"</w:t>
+            </w:r>
+            <w:r>
+              <w:rPr>
+                <w:sz w:val="18"/>
+                <w:lang w:val="en-GB"/>
+              </w:rPr>
+              <w:br/>
+            </w:r>
+            <w:r>
+              <w:rPr>
+                <w:rStyle w:val="VerbatimChar"/>
+                <w:rFonts w:cstheme="minorBidi"/>
+                <w:color w:val="A6A6A6" w:themeColor="background1" w:themeShade="A6"/>
+                <w:sz w:val="18"/>
+                <w:lang w:val="en-GB"/>
+              </w:rPr>
+              <w:t>#</w:t>
+            </w:r>
+            <w:proofErr w:type="gramStart"/>
+            <w:r>
+              <w:rPr>
+                <w:rStyle w:val="VerbatimChar"/>
+                <w:rFonts w:cstheme="minorBidi"/>
+                <w:color w:val="A6A6A6" w:themeColor="background1" w:themeShade="A6"/>
+                <w:sz w:val="18"/>
+                <w:lang w:val="en-GB"/>
+              </w:rPr>
+              <w:t>#</w:t>
+            </w:r>
+            <w:r>
+              <w:rPr>
+                <w:rStyle w:val="VerbatimChar"/>
+                <w:rFonts w:cstheme="minorBidi"/>
+                <w:sz w:val="18"/>
+                <w:lang w:val="en-GB"/>
+              </w:rPr>
+              <w:t xml:space="preserve">  [</w:t>
+            </w:r>
+            <w:proofErr w:type="gramEnd"/>
+            <w:r>
+              <w:rPr>
+                <w:rStyle w:val="VerbatimChar"/>
+                <w:rFonts w:cstheme="minorBidi"/>
+                <w:sz w:val="18"/>
+                <w:lang w:val="en-GB"/>
+              </w:rPr>
+              <w:t>5,] "a" "b"</w:t>
+            </w:r>
+            <w:r>
+              <w:rPr>
+                <w:sz w:val="18"/>
+                <w:lang w:val="en-GB"/>
+              </w:rPr>
+              <w:br/>
+            </w:r>
+            <w:r>
+              <w:rPr>
+                <w:rStyle w:val="VerbatimChar"/>
+                <w:rFonts w:cstheme="minorBidi"/>
+                <w:color w:val="A6A6A6" w:themeColor="background1" w:themeShade="A6"/>
+                <w:sz w:val="18"/>
+                <w:lang w:val="en-GB"/>
+              </w:rPr>
+              <w:t>#</w:t>
+            </w:r>
+            <w:proofErr w:type="gramStart"/>
+            <w:r>
+              <w:rPr>
+                <w:rStyle w:val="VerbatimChar"/>
+                <w:rFonts w:cstheme="minorBidi"/>
+                <w:color w:val="A6A6A6" w:themeColor="background1" w:themeShade="A6"/>
+                <w:sz w:val="18"/>
+                <w:lang w:val="en-GB"/>
+              </w:rPr>
+              <w:t>#</w:t>
+            </w:r>
+            <w:r>
+              <w:rPr>
+                <w:rStyle w:val="VerbatimChar"/>
+                <w:rFonts w:cstheme="minorBidi"/>
+                <w:sz w:val="18"/>
+                <w:lang w:val="en-GB"/>
+              </w:rPr>
+              <w:t xml:space="preserve">  [</w:t>
+            </w:r>
+            <w:proofErr w:type="gramEnd"/>
+            <w:r>
+              <w:rPr>
+                <w:rStyle w:val="VerbatimChar"/>
+                <w:rFonts w:cstheme="minorBidi"/>
+                <w:sz w:val="18"/>
+                <w:lang w:val="en-GB"/>
+              </w:rPr>
+              <w:t>6,] "b" "b"</w:t>
+            </w:r>
+            <w:r>
+              <w:rPr>
+                <w:sz w:val="18"/>
+                <w:lang w:val="en-GB"/>
+              </w:rPr>
+              <w:br/>
+            </w:r>
+            <w:r>
+              <w:rPr>
+                <w:rStyle w:val="VerbatimChar"/>
+                <w:rFonts w:cstheme="minorBidi"/>
+                <w:color w:val="A6A6A6" w:themeColor="background1" w:themeShade="A6"/>
+                <w:sz w:val="18"/>
+                <w:lang w:val="en-GB"/>
+              </w:rPr>
+              <w:t>#</w:t>
+            </w:r>
+            <w:proofErr w:type="gramStart"/>
+            <w:r>
+              <w:rPr>
+                <w:rStyle w:val="VerbatimChar"/>
+                <w:rFonts w:cstheme="minorBidi"/>
+                <w:color w:val="A6A6A6" w:themeColor="background1" w:themeShade="A6"/>
+                <w:sz w:val="18"/>
+                <w:lang w:val="en-GB"/>
+              </w:rPr>
+              <w:t>#</w:t>
+            </w:r>
+            <w:r>
+              <w:rPr>
+                <w:rStyle w:val="VerbatimChar"/>
+                <w:rFonts w:cstheme="minorBidi"/>
+                <w:sz w:val="18"/>
+                <w:lang w:val="en-GB"/>
+              </w:rPr>
+              <w:t xml:space="preserve">  [</w:t>
+            </w:r>
+            <w:proofErr w:type="gramEnd"/>
+            <w:r>
+              <w:rPr>
+                <w:rStyle w:val="VerbatimChar"/>
+                <w:rFonts w:cstheme="minorBidi"/>
+                <w:sz w:val="18"/>
+                <w:lang w:val="en-GB"/>
+              </w:rPr>
+              <w:t>7,] "c" "b"</w:t>
+            </w:r>
+            <w:r>
+              <w:rPr>
+                <w:sz w:val="18"/>
+                <w:lang w:val="en-GB"/>
+              </w:rPr>
+              <w:br/>
+            </w:r>
+            <w:r>
+              <w:rPr>
+                <w:rStyle w:val="VerbatimChar"/>
+                <w:rFonts w:cstheme="minorBidi"/>
+                <w:color w:val="A6A6A6" w:themeColor="background1" w:themeShade="A6"/>
+                <w:sz w:val="18"/>
+                <w:lang w:val="en-GB"/>
+              </w:rPr>
+              <w:t>#</w:t>
+            </w:r>
+            <w:proofErr w:type="gramStart"/>
+            <w:r>
+              <w:rPr>
+                <w:rStyle w:val="VerbatimChar"/>
+                <w:rFonts w:cstheme="minorBidi"/>
+                <w:color w:val="A6A6A6" w:themeColor="background1" w:themeShade="A6"/>
+                <w:sz w:val="18"/>
+                <w:lang w:val="en-GB"/>
+              </w:rPr>
+              <w:t>#</w:t>
+            </w:r>
+            <w:r>
+              <w:rPr>
+                <w:rStyle w:val="VerbatimChar"/>
+                <w:rFonts w:cstheme="minorBidi"/>
+                <w:sz w:val="18"/>
+                <w:lang w:val="en-GB"/>
+              </w:rPr>
+              <w:t xml:space="preserve">  [</w:t>
+            </w:r>
+            <w:proofErr w:type="gramEnd"/>
+            <w:r>
+              <w:rPr>
+                <w:rStyle w:val="VerbatimChar"/>
+                <w:rFonts w:cstheme="minorBidi"/>
+                <w:sz w:val="18"/>
+                <w:lang w:val="en-GB"/>
+              </w:rPr>
+              <w:t>8,] "d" "b"</w:t>
             </w:r>
           </w:p>
         </w:tc>
@@ -11142,10 +11333,10 @@
           <w:lang w:val="en-GB"/>
         </w:rPr>
         <w:object w:dxaOrig="2160" w:dyaOrig="620" w14:anchorId="5D3A27C8">
-          <v:shape id="_x0000_i1028" type="#_x0000_t75" style="width:108pt;height:31pt" o:ole="">
+          <v:shape id="_x0000_i1028" type="#_x0000_t75" style="width:108pt;height:30.75pt" o:ole="">
             <v:imagedata r:id="rId14" o:title=""/>
           </v:shape>
-          <o:OLEObject Type="Embed" ProgID="Equation.3" ShapeID="_x0000_i1028" DrawAspect="Content" ObjectID="_1843795302" r:id="rId15"/>
+          <o:OLEObject Type="Embed" ProgID="Equation.3" ShapeID="_x0000_i1028" DrawAspect="Content" ObjectID="_1852612755" r:id="rId15"/>
         </w:object>
       </w:r>
     </w:p>
@@ -14654,7 +14845,7 @@
           <w:b w:val="0"/>
           <w:color w:val="auto"/>
           <w:sz w:val="18"/>
-          <w:lang w:val="en-GB"/>
+          <w:lang w:val="fr-CH"/>
         </w:rPr>
       </w:pPr>
       <w:r>
@@ -14664,7 +14855,7 @@
           <w:b w:val="0"/>
           <w:color w:val="A6A6A6" w:themeColor="background1" w:themeShade="A6"/>
           <w:sz w:val="18"/>
-          <w:lang w:val="en-GB"/>
+          <w:lang w:val="fr-CH"/>
         </w:rPr>
         <w:t>##</w:t>
       </w:r>
@@ -14679,7 +14870,7 @@
           <w:b w:val="0"/>
           <w:color w:val="auto"/>
           <w:sz w:val="18"/>
-          <w:lang w:val="en-GB"/>
+          <w:lang w:val="fr-CH"/>
         </w:rPr>
       </w:pPr>
       <w:r>
@@ -14689,7 +14880,7 @@
           <w:b w:val="0"/>
           <w:color w:val="A6A6A6" w:themeColor="background1" w:themeShade="A6"/>
           <w:sz w:val="18"/>
-          <w:lang w:val="en-GB"/>
+          <w:lang w:val="fr-CH"/>
         </w:rPr>
         <w:t>##</w:t>
       </w:r>
@@ -14700,26 +14891,36 @@
           <w:b w:val="0"/>
           <w:color w:val="auto"/>
           <w:sz w:val="18"/>
-          <w:lang w:val="en-GB"/>
-        </w:rPr>
-        <w:t xml:space="preserve"> </w:t>
-      </w:r>
-      <w:r>
+          <w:lang w:val="fr-CH"/>
+        </w:rPr>
+        <w:t xml:space="preserve"> $`3`</w:t>
+      </w:r>
+    </w:p>
+    <w:p>
+      <w:pPr>
+        <w:pStyle w:val="SourceCode"/>
+        <w:spacing w:before="0" w:after="0"/>
         <w:rPr>
           <w:rStyle w:val="KeywordTok"/>
           <w:rFonts w:cstheme="minorBidi"/>
           <w:b w:val="0"/>
           <w:color w:val="auto"/>
           <w:sz w:val="18"/>
-          <w:lang w:val="en-GB"/>
-        </w:rPr>
-        <w:t>$`3`</w:t>
-      </w:r>
-    </w:p>
-    <w:p>
-      <w:pPr>
-        <w:pStyle w:val="SourceCode"/>
-        <w:spacing w:before="0" w:after="0"/>
+          <w:lang w:val="fr-CH"/>
+        </w:rPr>
+      </w:pPr>
+      <w:r>
+        <w:rPr>
+          <w:rStyle w:val="KeywordTok"/>
+          <w:rFonts w:cstheme="minorBidi"/>
+          <w:b w:val="0"/>
+          <w:color w:val="A6A6A6" w:themeColor="background1" w:themeShade="A6"/>
+          <w:sz w:val="18"/>
+          <w:lang w:val="fr-CH"/>
+        </w:rPr>
+        <w:t>##</w:t>
+      </w:r>
+      <w:r>
         <w:rPr>
           <w:rStyle w:val="KeywordTok"/>
           <w:rFonts w:cstheme="minorBidi"/>
@@ -14728,17 +14929,7 @@
           <w:sz w:val="18"/>
           <w:lang w:val="fr-CH"/>
         </w:rPr>
-      </w:pPr>
-      <w:r>
-        <w:rPr>
-          <w:rStyle w:val="KeywordTok"/>
-          <w:rFonts w:cstheme="minorBidi"/>
-          <w:b w:val="0"/>
-          <w:color w:val="A6A6A6" w:themeColor="background1" w:themeShade="A6"/>
-          <w:sz w:val="18"/>
-          <w:lang w:val="en-GB"/>
-        </w:rPr>
-        <w:t>##</w:t>
+        <w:t xml:space="preserve"> [1] </w:t>
       </w:r>
       <w:r>
         <w:rPr>
@@ -14747,29 +14938,7 @@
           <w:b w:val="0"/>
           <w:color w:val="auto"/>
           <w:sz w:val="18"/>
-          <w:lang w:val="en-GB"/>
-        </w:rPr>
-        <w:t xml:space="preserve"> </w:t>
-      </w:r>
-      <w:r>
-        <w:rPr>
-          <w:rStyle w:val="KeywordTok"/>
-          <w:rFonts w:cstheme="minorBidi"/>
-          <w:b w:val="0"/>
-          <w:color w:val="auto"/>
-          <w:sz w:val="18"/>
-          <w:lang w:val="en-GB"/>
-        </w:rPr>
-        <w:t xml:space="preserve">[1] </w:t>
-      </w:r>
-      <w:r>
-        <w:rPr>
-          <w:rStyle w:val="KeywordTok"/>
-          <w:rFonts w:cstheme="minorBidi"/>
-          <w:b w:val="0"/>
-          <w:color w:val="auto"/>
-          <w:sz w:val="18"/>
-          <w:lang w:val="en-GB"/>
+          <w:lang w:val="fr-CH"/>
         </w:rPr>
         <w:t>"F" "H" "J" "O"</w:t>
       </w:r>
